--- a/0_DOC_SOLUCIONES Y CAMBIOS/REGISTRO_DE_CAMBIOS_Y_SOLUCIONES.docx
+++ b/0_DOC_SOLUCIONES Y CAMBIOS/REGISTRO_DE_CAMBIOS_Y_SOLUCIONES.docx
@@ -1450,63 +1450,95 @@
           <w:sz w:val="32"/>
           <w:b/>
         </w:rPr>
-        <w:t xml:space="preserve">7. Pendientes para la entrega oficial</w:t>
-      </w:r>
-    </w:p>
-    <w:p>
-      <w:pPr>
-        <w:spacing w:before="40" w:after="40"/>
-        <w:ind w:left="360" w:hanging="220"/>
-      </w:pPr>
-      <w:r>
-        <w:rPr>
-          <w:rFonts w:ascii="Calibri" w:hAnsi="Calibri"/>
-          <w:color w:val="1F497D"/>
-          <w:sz w:val="22"/>
-          <w:b/>
-        </w:rPr>
-        <w:t xml:space="preserve">• </w:t>
-      </w:r>
-      <w:r>
-        <w:rPr>
-          <w:rFonts w:ascii="Calibri" w:hAnsi="Calibri"/>
-          <w:color w:val="1F497D"/>
-          <w:sz w:val="22"/>
-          <w:b/>
-        </w:rPr>
-        <w:t xml:space="preserve">Repositorio Git: </w:t>
-      </w:r>
-      <w:r>
-        <w:rPr>
-          <w:rFonts w:ascii="Calibri" w:hAnsi="Calibri"/>
-          <w:color w:val="333333"/>
-          <w:sz w:val="22"/>
-        </w:rPr>
-        <w:t xml:space="preserve">Crear el repositorio, hacer al menos 5 commits descriptivos y publicar el enlace en el comentario privado de la tarea.</w:t>
-      </w:r>
-    </w:p>
-    <w:p>
-      <w:pPr>
-        <w:spacing w:before="40" w:after="40"/>
-        <w:ind w:left="360" w:hanging="220"/>
-      </w:pPr>
-      <w:r>
-        <w:rPr>
-          <w:rFonts w:ascii="Calibri" w:hAnsi="Calibri"/>
-          <w:color w:val="1F497D"/>
-          <w:sz w:val="22"/>
-          <w:b/>
-        </w:rPr>
-        <w:t xml:space="preserve">• </w:t>
-      </w:r>
-      <w:r>
-        <w:rPr>
-          <w:rFonts w:ascii="Calibri" w:hAnsi="Calibri"/>
-          <w:color w:val="1F497D"/>
-          <w:sz w:val="22"/>
-          <w:b/>
-        </w:rPr>
-        <w:t xml:space="preserve">Memoria PDF: </w:t>
+        <w:t xml:space="preserve">7. Estado de la entrega</w:t>
+      </w:r>
+    </w:p>
+    <w:p>
+      <w:pPr>
+        <w:spacing w:before="40" w:after="40"/>
+        <w:ind w:left="360" w:hanging="220"/>
+      </w:pPr>
+      <w:r>
+        <w:rPr>
+          <w:rFonts w:ascii="Calibri" w:hAnsi="Calibri"/>
+          <w:color w:val="1F497D"/>
+          <w:sz w:val="22"/>
+          <w:b/>
+        </w:rPr>
+        <w:t xml:space="preserve">• </w:t>
+      </w:r>
+      <w:r>
+        <w:rPr>
+          <w:rFonts w:ascii="Calibri" w:hAnsi="Calibri"/>
+          <w:color w:val="1F497D"/>
+          <w:sz w:val="22"/>
+          <w:b/>
+        </w:rPr>
+        <w:t xml:space="preserve">Repositorio Git (RESUELTO): </w:t>
+      </w:r>
+      <w:r>
+        <w:rPr>
+          <w:rFonts w:ascii="Calibri" w:hAnsi="Calibri"/>
+          <w:color w:val="333333"/>
+          <w:sz w:val="22"/>
+        </w:rPr>
+        <w:t xml:space="preserve">Repositorio local TAREAS_JJ publicado en https://github.com/Noes3no/Ejercicio_jj, rama main, 6 commits descriptivos con autor jj. El remoto y el local apuntan al mismo commit.</w:t>
+      </w:r>
+    </w:p>
+    <w:p>
+      <w:pPr>
+        <w:spacing w:before="40" w:after="40"/>
+        <w:ind w:left="360" w:hanging="220"/>
+      </w:pPr>
+      <w:r>
+        <w:rPr>
+          <w:rFonts w:ascii="Calibri" w:hAnsi="Calibri"/>
+          <w:color w:val="1F497D"/>
+          <w:sz w:val="22"/>
+          <w:b/>
+        </w:rPr>
+        <w:t xml:space="preserve">• </w:t>
+      </w:r>
+      <w:r>
+        <w:rPr>
+          <w:rFonts w:ascii="Calibri" w:hAnsi="Calibri"/>
+          <w:color w:val="1F497D"/>
+          <w:sz w:val="22"/>
+          <w:b/>
+        </w:rPr>
+        <w:t xml:space="preserve">ZIP de entrega (RESUELTO): </w:t>
+      </w:r>
+      <w:r>
+        <w:rPr>
+          <w:rFonts w:ascii="Calibri" w:hAnsi="Calibri"/>
+          <w:color w:val="333333"/>
+          <w:sz w:val="22"/>
+        </w:rPr>
+        <w:t xml:space="preserve">Generado Garcia_Geijo_Juan_Jose_MF0493_3.zip (50 KB, 82 entradas) sin la carpeta target/, sin JAR y sin la carpeta .git.</w:t>
+      </w:r>
+    </w:p>
+    <w:p>
+      <w:pPr>
+        <w:spacing w:before="40" w:after="40"/>
+        <w:ind w:left="360" w:hanging="220"/>
+      </w:pPr>
+      <w:r>
+        <w:rPr>
+          <w:rFonts w:ascii="Calibri" w:hAnsi="Calibri"/>
+          <w:color w:val="1F497D"/>
+          <w:sz w:val="22"/>
+          <w:b/>
+        </w:rPr>
+        <w:t xml:space="preserve">• </w:t>
+      </w:r>
+      <w:r>
+        <w:rPr>
+          <w:rFonts w:ascii="Calibri" w:hAnsi="Calibri"/>
+          <w:color w:val="1F497D"/>
+          <w:sz w:val="22"/>
+          <w:b/>
+        </w:rPr>
+        <w:t xml:space="preserve">Memoria PDF (PENDIENTE): </w:t>
       </w:r>
       <w:r>
         <w:rPr>
@@ -1538,47 +1570,95 @@
           <w:sz w:val="22"/>
           <w:b/>
         </w:rPr>
-        <w:t xml:space="preserve">ZIP de entrega: </w:t>
-      </w:r>
-      <w:r>
-        <w:rPr>
-          <w:rFonts w:ascii="Calibri" w:hAnsi="Calibri"/>
-          <w:color w:val="333333"/>
-          <w:sz w:val="22"/>
-        </w:rPr>
-        <w:t xml:space="preserve">Comprimir el proyecto sin la carpeta target/ con el nombre Apellidos_Nombre_MF0493_3.zip.</w:t>
-      </w:r>
-    </w:p>
-    <w:p>
-      <w:pPr>
-        <w:spacing w:before="40" w:after="40"/>
-        <w:ind w:left="360" w:hanging="220"/>
-      </w:pPr>
-      <w:r>
-        <w:rPr>
-          <w:rFonts w:ascii="Calibri" w:hAnsi="Calibri"/>
-          <w:color w:val="1F497D"/>
-          <w:sz w:val="22"/>
-          <w:b/>
-        </w:rPr>
-        <w:t xml:space="preserve">• </w:t>
-      </w:r>
-      <w:r>
-        <w:rPr>
-          <w:rFonts w:ascii="Calibri" w:hAnsi="Calibri"/>
-          <w:color w:val="1F497D"/>
-          <w:sz w:val="22"/>
-          <w:b/>
-        </w:rPr>
-        <w:t xml:space="preserve">Requisitos ampliados: </w:t>
-      </w:r>
-      <w:r>
-        <w:rPr>
-          <w:rFonts w:ascii="Calibri" w:hAnsi="Calibri"/>
-          <w:color w:val="333333"/>
-          <w:sz w:val="22"/>
-        </w:rPr>
-        <w:t xml:space="preserve">Si el examen exige el pliego completo, ampliar a 2 tablas relacionadas 1:N, capa Service, edición de registros y validación de formularios.</w:t>
+        <w:t xml:space="preserve">Requisitos ampliados (PENDIENTE): </w:t>
+      </w:r>
+      <w:r>
+        <w:rPr>
+          <w:rFonts w:ascii="Calibri" w:hAnsi="Calibri"/>
+          <w:color w:val="333333"/>
+          <w:sz w:val="22"/>
+        </w:rPr>
+        <w:t xml:space="preserve">Si la convocatoria exige el pliego completo: 2 tablas relacionadas 1:N, capa Service, edición de registros y validación de formularios.</w:t>
+      </w:r>
+    </w:p>
+    <w:p>
+      <w:pPr>
+        <w:jc w:val="left"/>
+        <w:spacing w:before="320" w:after="140"/>
+      </w:pPr>
+      <w:r>
+        <w:rPr>
+          <w:rFonts w:ascii="Calibri" w:hAnsi="Calibri"/>
+          <w:color w:val="1F497D"/>
+          <w:sz w:val="32"/>
+          <w:b/>
+        </w:rPr>
+        <w:t xml:space="preserve">8. Publicación del repositorio</w:t>
+      </w:r>
+    </w:p>
+    <w:p>
+      <w:pPr>
+        <w:jc w:val="left"/>
+        <w:spacing w:before="100" w:after="100"/>
+      </w:pPr>
+      <w:r>
+        <w:rPr>
+          <w:rFonts w:ascii="Calibri" w:hAnsi="Calibri"/>
+          <w:color w:val="333333"/>
+          <w:sz w:val="22"/>
+        </w:rPr>
+        <w:t xml:space="preserve">URL del repositorio: https://github.com/Noes3no/Ejercicio_jj</w:t>
+      </w:r>
+    </w:p>
+    <w:p>
+      <w:pPr>
+        <w:jc w:val="left"/>
+        <w:spacing w:before="100" w:after="100"/>
+      </w:pPr>
+      <w:r>
+        <w:rPr>
+          <w:rFonts w:ascii="Calibri" w:hAnsi="Calibri"/>
+          <w:color w:val="333333"/>
+          <w:sz w:val="22"/>
+        </w:rPr>
+        <w:t xml:space="preserve">Rama publicada: main. Comandos utilizados para publicar el proyecto desde la carpeta local TAREAS_JJ:</w:t>
+      </w:r>
+    </w:p>
+    <w:p>
+      <w:pPr>
+        <w:shd w:val="clear" w:color="auto" w:fill="F2F2F2"/>
+        <w:spacing w:before="100" w:after="100"/>
+        <w:ind w:left="300" w:right="300"/>
+      </w:pPr>
+      <w:r>
+        <w:rPr>
+          <w:rFonts w:ascii="Consolas" w:hAnsi="Consolas"/>
+          <w:color w:val="1E395B"/>
+          <w:sz w:val="18"/>
+        </w:rPr>
+        <w:t xml:space="preserve">git init -b main</w:t>
+        <w:br/>
+        <w:t xml:space="preserve">git add .</w:t>
+        <w:br/>
+        <w:t xml:space="preserve">git commit -m "..."</w:t>
+        <w:br/>
+        <w:t xml:space="preserve">git remote add origin https://github.com/Noes3no/Ejercicio_jj.git</w:t>
+        <w:br/>
+        <w:t xml:space="preserve">git push -u origin main</w:t>
+      </w:r>
+    </w:p>
+    <w:p>
+      <w:pPr>
+        <w:jc w:val="left"/>
+        <w:spacing w:before="100" w:after="100"/>
+      </w:pPr>
+      <w:r>
+        <w:rPr>
+          <w:rFonts w:ascii="Calibri" w:hAnsi="Calibri"/>
+          <w:color w:val="333333"/>
+          <w:sz w:val="22"/>
+        </w:rPr>
+        <w:t xml:space="preserve">El historial se agrupa en 6 commits: estructura Maven y scripts, entidad y repositorio JPA, controlador MVC y vista Thymeleaf, simulacro de películas, documentación de la solución y README con los resultados de la verificación. Los commits están firmados como jj, sin nombre real ni dirección de correo asociada.</w:t>
       </w:r>
     </w:p>
     <w:sectPr>

--- a/0_DOC_SOLUCIONES Y CAMBIOS/REGISTRO_DE_CAMBIOS_Y_SOLUCIONES.docx
+++ b/0_DOC_SOLUCIONES Y CAMBIOS/REGISTRO_DE_CAMBIOS_Y_SOLUCIONES.docx
@@ -1188,6 +1188,38 @@
           <w:sz w:val="22"/>
           <w:b/>
         </w:rPr>
+        <w:t xml:space="preserve">Codificación (C-09): </w:t>
+      </w:r>
+      <w:r>
+        <w:rPr>
+          <w:rFonts w:ascii="Calibri" w:hAnsi="Calibri"/>
+          <w:color w:val="333333"/>
+          <w:sz w:val="22"/>
+        </w:rPr>
+        <w:t xml:space="preserve">Se añadió spring.sql.init.encoding=UTF-8 en application.properties de los tres proyectos para que los acentos de data.sql no se corrompan al cargar los datos («AnÃ³nimo» → «Anónimo»).</w:t>
+      </w:r>
+    </w:p>
+    <w:p>
+      <w:pPr>
+        <w:spacing w:before="40" w:after="40"/>
+        <w:ind w:left="360" w:hanging="220"/>
+      </w:pPr>
+      <w:r>
+        <w:rPr>
+          <w:rFonts w:ascii="Calibri" w:hAnsi="Calibri"/>
+          <w:color w:val="1F497D"/>
+          <w:sz w:val="22"/>
+          <w:b/>
+        </w:rPr>
+        <w:t xml:space="preserve">• </w:t>
+      </w:r>
+      <w:r>
+        <w:rPr>
+          <w:rFonts w:ascii="Calibri" w:hAnsi="Calibri"/>
+          <w:color w:val="1F497D"/>
+          <w:sz w:val="22"/>
+          <w:b/>
+        </w:rPr>
         <w:t xml:space="preserve">Vistas: </w:t>
       </w:r>
       <w:r>
@@ -1538,15 +1570,15 @@
           <w:sz w:val="22"/>
           <w:b/>
         </w:rPr>
-        <w:t xml:space="preserve">Memoria PDF (PENDIENTE): </w:t>
-      </w:r>
-      <w:r>
-        <w:rPr>
-          <w:rFonts w:ascii="Calibri" w:hAnsi="Calibri"/>
-          <w:color w:val="333333"/>
-          <w:sz w:val="22"/>
-        </w:rPr>
-        <w:t xml:space="preserve">Redactar el PDF con datos personales, descripción, diagrama E-R, pasos de despliegue en otro entorno y capturas de la aplicación funcionando.</w:t>
+        <w:t xml:space="preserve">Memoria (RESUELTO): </w:t>
+      </w:r>
+      <w:r>
+        <w:rPr>
+          <w:rFonts w:ascii="Calibri" w:hAnsi="Calibri"/>
+          <w:color w:val="333333"/>
+          <w:sz w:val="22"/>
+        </w:rPr>
+        <w:t xml:space="preserve">Redactada en Word (Garcia_Geijo_Juan_Jose_Documentacion.docx) y exportada a PDF: 7 páginas con datos personales, descripción, diagrama E-R, cuatro figuras (dos diagramas y dos capturas reales) y los pasos de despliegue en otro entorno.</w:t>
       </w:r>
     </w:p>
     <w:p>
